--- a/zht/docx/24.content.docx
+++ b/zht/docx/24.content.docx
@@ -163,13 +163,6 @@
         <w:rPr>
           <w:lang w:val="zh_TW" w:bidi="zh_TW"/>
         </w:rPr>
-      </w:r>
-      <w:r>
-        <w:rPr>
-          <w:i/>
-          <w:lang w:val="zh_TW" w:bidi="zh_TW"/>
-        </w:rPr>
-        <w:t>耶利米書 1:1–19, 耶利米書 1:2–3, 耶利米書 1:4–5, 耶利米書 1:6, 耶利米書 1:7–8, 耶利米書 1:9, 耶利米書 1:11–12, 耶利米書 1:13–14, 耶利米書 1:17, 耶利米書 1:18, 耶利米書 1:19, 耶利米書 2:1–13, 耶利米書 2:2, 耶利米書 2:3, 耶利米書 2:5, 耶利米書 2:6, 耶利米書 2:7, 耶利米書 2:8, 耶利米書 2:9, 耶利米書 2:10, 耶利米書 2:11, 耶利米書 2:12, 耶利米書 2:13, 耶利米書 2:14, 耶利米書 2:14–22, 耶利米書 2:15, 耶利米書 2:16, 耶利米書 2:18, 耶利米書 2:19, 耶利米書 2:20–21, 耶利米書 2:22, 耶利米書 2:23, 耶利米書 2:23–3:5, 耶利米書 2:25, 耶利米書 2:26, 耶利米書 2:27, 耶利米書 2:28, 耶利米書 2:30, 耶利米書 2:31, 耶利米書 2:32, 耶利米書 2:33–34, 耶利米書 2:35, 耶利米書 2:36, 耶利米書 3:1, 耶利米書 3:1–5, 耶利米書 3:2, 耶利米書 3:3, 耶利米書 3:4–5, 耶利米書 3:6–10, 耶利米書 3:7–8, 耶利米書 3:8, 耶利米書 3:9, 耶利米書 3:10, 耶利米書 3:11–4:2, 耶利米書 3:12, 耶利米書 3:13, 耶利米書 3:14, 耶利米書 3:15, 耶利米書 3:16, 耶利米書 3:17, 耶利米書 3:18, 耶利米書 3:19–20, 耶利米書 3:21–4:2, 耶利米書 3:22, 耶利米書 3:22–24, 耶利米書 4:1, 耶利米書 4:2, 耶利米書 4:3, 耶利米書 4:3–18, 耶利米書 4:4, 耶利米書 4:5–6, 耶利米書 4:7, 耶利米書 4:8, 耶利米書 4:9, 耶利米書 4:10, 耶利米書 4:11–12, 耶利米書 4:13, 耶利米書 4:14–15, 耶利米書 4:17–18, 耶利米書 4:19–21, 耶利米書 4:23–26, 耶利米書 4:28, 耶利米書 4:29, 耶利米書 4:30, 耶利米書 4:31, 耶利米書 5:1–2, 耶利米書 5:3, 耶利米書 5:4–5, 耶利米書 5:6, 耶利米書 5:7–8, 耶利米書 5:9, 耶利米書 5:10–13, 耶利米書 5:12–13, 耶利米書 5:14–19, 耶利米書 5:15, 耶利米書 5:16–17, 耶利米書 5:18–19, 耶利米書 5:20–21, 耶利米書 5:22, 耶利米書 5:23–25, 耶利米書 5:26–28, 耶利米書 5:29–31, 耶利米書 6:1, 耶利米書 6:1–9, 耶利米書 6:2–5, 耶利米書 6:6–7, 耶利米書 6:8, 耶利米書 6:9, 耶利米書 6:10, 耶利米書 6:10–15, 耶利米書 6:11–12, 耶利米書 6:13, 耶利米書 6:14, 耶利米書 6:16, 耶利米書 6:16–21, 耶利米書 6:17, 耶利米書 6:18–19, 耶利米書 6:20, 耶利米書 6:22–23, 耶利米書 6:22–30, 耶利米書 6:26, 耶利米書 6:27, 耶利米書 6:27–30, 耶利米書 6:28, 耶利米書 6:29, 耶利米書 6:30, 耶利米書 7:1–2, 耶利米書 7:1–15, 耶利米書 7:3–4, 耶利米書 7:5–7, 耶利米書 7:8–10, 耶利米書 7:11, 耶利米書 7:12, 耶利米書 7:12–15, 耶利米書 7:13–15, 耶利米書 7:16, 耶利米書 7:17–18, 耶利米書 7:19, 耶利米書 7:20–23, 耶利米書 7:24–26, 耶利米書 7:27–29, 耶利米書 7:30–34, 耶利米書 7:30–8:3, 耶利米書 8:1–2, 耶利米書 8:4–7, 耶利米書 8:4–17, 耶利米書 8:6, 耶利米書 8:7, 耶利米書 8:8, 耶利米書 8:8–13, 耶利米書 8:9–10, 耶利米書 8:10–12, 耶利米書 8:13, 耶利米書 8:14–15, 耶利米書 8:16, 耶利米書 8:18–9:26, 耶利米書 8:20, 耶利米書 8:21–22, 耶利米書 8:22, 耶利米書 9:2, 耶利米書 9:3, 耶利米書 9:3–16, 耶利米書 9:4–6, 耶利米書 9:7–9, 耶利米書 9:10, 耶利米書 9:11, 耶利米書 9:12, 耶利米書 9:13–14, 耶利米書 9:15–16, 耶利米書 9:17, 耶利米書 9:17–26, 耶利米書 9:18–19, 耶利米書 9:20–21, 耶利米書 9:23, 耶利米書 9:23–24, 耶利米書 9:24, 耶利米書 9:25, 耶利米書 9:26, 耶利米書 10:1, 耶利米書 10:1–16, 耶利米書 10:1–25, 耶利米書 10:2, 耶利米書 10:3, 耶利米書 10:4, 耶利米書 10:5, 耶利米書 10:6, 耶利米書 10:7, 耶利米書 10:9, 耶利米書 10:10, 耶利米書 10:11, 耶利米書 10:12, 耶利米書 10:12–16, 耶利米書 10:13, 耶利米書 10:16, 耶利米書 10:17–18, 耶利米書 10:17–22, 耶利米書 10:19, 耶利米書 10:20, 耶利米書 10:21, 耶利米書 10:22, 耶利米書 10:23–25, 耶利米書 11:1–3, 耶利米書 11:1–17, 耶利米書 11:4, 耶利米書 11:5, 耶利米書 11:6–7, 耶利米書 11:8, 耶利米書 11:9–10, 耶利米書 11:11, 耶利米書 11:12, 耶利米書 11:13, 耶利米書 11:14, 耶利米書 11:15, 耶利米書 11:16–17, 耶利米書 11:18–19, 耶利米書 11:18–23, 耶利米書 11:20, 耶利米書 11:21–23, 耶利米書 12:1, 耶利米書 12:1–4, 耶利米書 12:2, 耶利米書 12:3, 耶利米書 12:4, 耶利米書 12:5, 耶利米書 12:5–13, 耶利米書 12:6, 耶利米書 12:7–13, 耶利米書 12:9, 耶利米書 12:10, 耶利米書 12:10–13, 耶利米書 12:11, 耶利米書 12:12, 耶利米書 12:13, 耶利米書 12:14, 耶利米書 12:14–17, 耶利米書 12:15, 耶利米書 12:16, 耶利米書 12:17, 耶利米書 13:1–2, 耶利米書 13:1–14, 耶利米書 13:3–5, 耶利米書 13:6–7, 耶利米書 13:8–9, 耶利米書 13:10–11, 耶利米書 13:12–14, 耶利米書 13:15–16, 耶利米書 13:17, 耶利米書 13:18–19, 耶利米書 13:20–22, 耶利米書 13:23, 耶利米書 13:24, 耶利米書 13:24–27, 耶利米書 13:25, 耶利米書 13:26, 耶利米書 13:27, 耶利米書 14:1–22, 耶利米書 14:2–3, 耶利米書 14:4–6, 耶利米書 14:7–9, 耶利米書 14:10, 耶利米書 14:11–12, 耶利米書 14:13–16, 耶利米書 14:17–18, 耶利米書 14:19–22, 耶利米書 14:22, 耶利米書 15:1, 耶利米書 15:1–9, 耶利米書 15:2, 耶利米書 15:4, 耶利米書 15:5, 耶利米書 15:6–7, 耶利米書 15:8–9, 耶利米書 15:10, 耶利米書 15:10–21, 耶利米書 15:11, 耶利米書 15:11–14, 耶利米書 15:12, 耶利米書 15:13–14, 耶利米書 15:15–18, 耶利米書 15:16–17, 耶利米書 15:18, 耶利米書 15:19, 耶利米書 15:20–21, 耶利米書 16:1–2, 耶利米書 16:1–18, 耶利米書 16:3–4, 耶利米書 16:5–7, 耶利米書 16:8–9, 耶利米書 16:10, 耶利米書 16:11–13, 耶利米書 16:14–15, 耶利米書 16:14–18, 耶利米書 16:16, 耶利米書 16:18, 耶利米書 16:19–20, 耶利米書 16:21, 耶利米書 17:1, 耶利米書 17:1–4, 耶利米書 17:2, 耶利米書 17:3, 耶利米書 17:4, 耶利米書 17:5, 耶利米書 17:5–10, 耶利米書 17:6, 耶利米書 17:7–8, 耶利米書 17:9–10, 耶利米書 17:11, 耶利米書 17:11–13, 耶利米書 17:11–18, 耶利米書 17:12, 耶利米書 17:14, 耶利米書 17:14–18, 耶利米書 17:15, 耶利米書 17:16, 耶利米書 17:17, 耶利米書 17:18, 耶利米書 17:19–20, 耶利米書 17:19–27, 耶利米書 17:21–22, 耶利米書 17:23, 耶利米書 17:24–25, 耶利米書 17:26, 耶利米書 17:27, 耶利米書 18:1–4, 耶利米書 18:1–11, 耶利米書 18:5–6, 耶利米書 18:7–10, 耶利米書 18:11, 耶利米書 18:12, 耶利米書 18:13, 耶利米書 18:13–17, 耶利米書 18:14–15, 耶利米書 18:16–17, 耶利米書 18:18, 耶利米書 18:18–23, 耶利米書 18:19–20, 耶利米書 18:21–23, 耶利米書 19:1–15, 耶利米書 19:4–5, 耶利米書 19:6, 耶利米書 19:9, 耶利米書 19:10–13, 耶利米書 19:14–15, 耶利米書 20:1–2, 耶利米書 20:1–6, 耶利米書 20:3, 耶利米書 20:4–5, 耶利米書 20:6, 耶利米書 20:7, 耶利米書 20:8–9, 耶利米書 20:10, 耶利米書 20:11, 耶利米書 20:12, 耶利米書 20:13, 耶利米書 20:14–18, 耶利米書 20:16, 耶利米書 20:17–18, 耶利米書 21:1, 耶利米書 21:1–10, 耶利米書 21:1–28:17, 耶利米書 21:2, 耶利米書 21:3–7, 耶利米書 21:8–10, 耶利米書 21:11–12, 耶利米書 21:11–14, 耶利米書 21:13–14, 耶利米書 22:1–5, 耶利米書 22:1–23:8, 耶利米書 22:3, 耶利米書 22:6–7, 耶利米書 22:6–9, 耶利米書 22:8–9, 耶利米書 22:10–12, 耶利米書 22:10–30, 耶利米書 22:13, 耶利米書 22:13–23, 耶利米書 22:14, 耶利米書 22:15–16, 耶利米書 22:17, 耶利米書 22:18–23, 耶利米書 22:19, 耶利米書 22:20, 耶利米書 22:22, 耶利米書 22:24–30, 耶利米書 22:25–27, 耶利米書 22:28–30, 耶利米書 22:29, 耶利米書 22:30, 耶利米書 23:1, 耶利米書 23:1–8, 耶利米書 23:3, 耶利米書 23:4, 耶利米書 23:5, 耶利米書 23:6, 耶利米書 23:9–10, 耶利米書 23:9–32, 耶利米書 23:10, 耶利米書 23:11, 耶利米書 23:12, 耶利米書 23:13–14, 耶利米書 23:15, 耶利米書 23:16, 耶利米書 23:16–32, 耶利米書 23:17, 耶利米書 23:18–19, 耶利米書 23:19–20, 耶利米書 23:21–24, 耶利米書 23:22, 耶利米書 23:23–24, 耶利米書 23:25–27, 耶利米書 23:28, 耶利米書 23:29, 耶利米書 23:30–32, 耶利米書 23:33, 耶利米書 23:33–40, 耶利米書 23:34–35, 耶利米書 23:36, 耶利米書 23:37–40, 耶利米書 23:40, 耶利米書 24:1, 耶利米書 24:1–10, 耶利米書 24:4–7, 耶利米書 24:7, 耶利米書 24:8–10, 耶利米書 25:1, 耶利米書 25:1–14, 耶利米書 25:3, 耶利米書 25:4, 耶利米書 25:5–6, 耶利米書 25:7–9, 耶利米書 25:10, 耶利米書 25:11, 耶利米書 25:12–14, 耶利米書 25:15, 耶利米書 25:15–38, 耶利米書 25:16, 耶利米書 25:17, 耶利米書 25:18, 耶利米書 25:19–20, 耶利米書 25:21–22, 耶利米書 25:23–26, 耶利米書 25:27–29, 耶利米書 25:30–31, 耶利米書 25:32–33, 耶利米書 25:34–35, 耶利米書 25:36, 耶利米書 25:37–38, 耶利米書 25:38, 耶利米書 26:1–24, 耶利米書 26:2, 耶利米書 26:3, 耶利米書 26:4–6, 耶利米書 26:7–9, 耶利米書 26:10–15, 耶利米書 26:12–13, 耶利米書 26:14–15, 耶利米書 26:16, 耶利米書 26:17–19, 耶利米書 26:24, 耶利米書 27:1–22, 耶利米書 27:4–5, 耶利米書 27:6–8, 耶利米書 27:8, 耶利米書 27:9–10, 耶利米書 27:12–15, 耶利米書 27:16, 耶利米書 27:18–19, 耶利米書 27:20–22, 耶利米書 27:22, 耶利米書 28:1, 耶利米書 28:1–17, 耶利米書 28:2–3, 耶利米書 28:4, 耶利米書 28:5–6, 耶利米書 28:7–9, 耶利米書 28:10–11, 耶利米書 28:12–14, 耶利米書 28:15–17, 耶利米書 29:1–23, 耶利米書 29:2, 耶利米書 29:5–7, 耶利米書 29:8–9, 耶利米書 29:10, 耶利米書 29:11, 耶利米書 29:12–13, 耶利米書 29:15, 耶利米書 29:16–18, 耶利米書 29:20–22, 耶利米書 29:24–32, 耶利米書 29:29, 耶利米書 29:30–32, 耶利米書 30:1–24, 耶利米書 30:1–33:26, 耶利米書 30:3, 耶利米書 30:7, 耶利米書 30:8, 耶利米書 30:9, 耶利米書 30:10, 耶利米書 30:11, 耶利米書 30:12–14, 耶利米書 30:15, 耶利米書 30:16, 耶利米書 30:17, 耶利米書 30:18, 耶利米書 30:19–21, 耶利米書 30:22, 耶利米書 30:23, 耶利米書 30:24, 耶利米書 31:1, 耶利米書 31:2, 耶利米書 31:3, 耶利米書 31:4, 耶利米書 31:5, 耶利米書 31:6, 耶利米書 31:7, 耶利米書 31:8, 耶利米書 31:9, 耶利米書 31:10, 耶利米書 31:11, 耶利米書 31:12, 耶利米書 31:13, 耶利米書 31:14, 耶利米書 31:15, 耶利米書 31:15–40, 耶利米書 31:16–17, 耶利米書 31:18–19, 耶利米書 31:19, 耶利米書 31:20, 耶利米書 31:21, 耶利米書 31:26, 耶利米書 31:27, 耶利米書 31:28, 耶利米書 31:29–30, 耶利米書 31:31, 耶利米書 31:32–34, 耶利米書 31:34, 耶利米書 31:35–37, 耶利米書 31:38, 耶利米書 31:39, 耶利米書 31:40, 耶利米書 32:2, 耶利米書 32:4–5, 耶利米書 32:6–8, 耶利米書 32:9–12, 耶利米書 32:10, 耶利米書 32:11–12, 耶利米書 32:13–14, 耶利米書 32:15, 耶利米書 32:16, 耶利米書 32:16–25, 耶利米書 32:17, 耶利米書 32:18, 耶利米書 32:19, 耶利米書 32:20, 耶利米書 32:21, 耶利米書 32:22, 耶利米書 32:23, 耶利米書 32:24, 耶利米書 32:25, 耶利米書 32:26–27, 耶利米書 32:26–41, 耶利米書 32:28–29, 耶利米書 32:30, 耶利米書 32:30–35, 耶利米書 32:31, 耶利米書 32:34–35, 耶利米書 32:36–37, 耶利米書 32:36–44, 耶利米書 32:37, 耶利米書 32:38–40, 耶利米書 32:39, 耶利米書 32:41, 耶利米書 32:42–43, 耶利米書 32:44, 耶利米書 33:1–26, 耶利米書 33:2, 耶利米書 33:4, 耶利米書 33:5, 耶利米書 33:8, 耶利米書 33:9, 耶利米書 33:10–11, 耶利米書 33:11, 耶利米書 33:12, 耶利米書 33:14–15, 耶利米書 33:14–18, 耶利米書 33:16, 耶利米書 33:17, 耶利米書 33:18, 耶利米書 33:19–22, 耶利米書 33:23–26, 耶利米書 34:1–7, 耶利米書 34:1–39:18, 耶利米書 34:2, 耶利米書 34:4–5, 耶利米書 34:6–7, 耶利米書 34:8–22, 耶利米書 34:8–35:19, 耶利米書 34:15–16, 耶利米書 34:17–20, 耶利米書 34:21–22, 耶利米書 35:1, 耶利米書 35:1–19, 耶利米書 35:1–36:32, 耶利米書 35:2, 耶利米書 35:3, 耶利米書 35:4, 耶利米書 35:6–10, 耶利米書 35:12–19, 耶利米書 35:14–16, 耶利米書 35:17–19, 耶利米書 35:19, 耶利米書 36:1–2, 耶利米書 36:1–32, 耶利米書 36:3, 耶利米書 36:4, 耶利米書 36:5, 耶利米書 36:6, 耶利米書 36:7, 耶利米書 36:8–9, 耶利米書 36:10, 耶利米書 36:11–13, 耶利米書 36:14–16, 耶利米書 36:17–18, 耶利米書 36:19–20, 耶利米書 36:21, 耶利米書 36:23–24, 耶利米書 36:25, 耶利米書 36:26, 耶利米書 36:27–32, 耶利米書 36:29–31, 耶利米書 37:1–2, 耶利米書 37:1–38:28, 耶利米書 37:3–4, 耶利米書 37:5, 耶利米書 37:6–10, 耶利米書 37:11–12, 耶利米書 37:13–16, 耶利米書 37:17, 耶利米書 37:18–20, 耶利米書 37:21, 耶利米書 38:1, 耶利米書 38:1–13, 耶利米書 38:4, 耶利米書 38:5, 耶利米書 38:6, 耶利米書 38:7–8, 耶利米書 38:10, 耶利米書 38:11–12, 耶利米書 38:14, 耶利米書 38:14–16, 耶利米書 38:17–18, 耶利米書 38:19, 耶利米書 38:20–22, 耶利米書 38:24–28, 耶利米書 39:1–10, 耶利米書 39:2, 耶利米書 39:3, 耶利米書 39:4, 耶利米書 39:5, 耶利米書 39:6, 耶利米書 39:7, 耶利米書 39:9, 耶利米書 39:11–14, 耶利米書 39:11–44:30, 耶利米書 39:15–17, 耶利米書 40:1–6, 耶利米書 40:2–3, 耶利米書 40:6, 耶利米書 40:7–8, 耶利米書 40:7–12, 耶利米書 40:9–10, 耶利米書 40:11–12, 耶利米書 40:14, 耶利米書 40:16, 耶利米書 41:1–2, 耶利米書 41:4–5, 耶利米書 41:8, 耶利米書 41:9, 耶利米書 41:10, 耶利米書 41:11–12, 耶利米書 41:16, 耶利米書 41:17–18, 耶利米書 42:1–3, 耶利米書 42:4, 耶利米書 42:5–6, 耶利米書 42:10–12, 耶利米書 42:13–22, 耶利米書 42:21, 耶利米書 43:1–7, 耶利米書 43:3, 耶利米書 43:7, 耶利米書 43:10, 耶利米書 43:12–13, 耶利米書 43:13, 耶利米書 44:1, 耶利米書 44:2, 耶利米書 44:3, 耶利米書 44:9, 耶利米書 44:11, 耶利米書 44:12, 耶利米書 44:15, 耶利米書 44:15–19, 耶利米書 44:17, 耶利米書 44:18, 耶利米書 44:20–23, 耶利米書 44:20–30, 耶利米書 44:24–25, 耶利米書 44:26–28, 耶利米書 44:30, 耶利米書 45:1, 耶利米書 45:1–5, 耶利米書 45:3, 耶利米書 45:5, 耶利米書 46:1–51:64, 耶利米書 46:2–12, 耶利米書 46:3–4, 耶利米書 46:7–8, 耶利米書 46:9–10, 耶利米書 46:11, 耶利米書 46:13–24, 耶利米書 46:15–17, 耶利米書 46:18, 耶利米書 46:19, 耶利米書 46:21, 耶利米書 46:22–23, 耶利米書 46:25–26, 耶利米書 46:27, 耶利米書 47:1–7, 耶利米書 47:2, 耶利米書 47:4, 耶利米書 47:5, 耶利米書 47:6, 耶利米書 47:7, 耶利米書 48:1, 耶利米書 48:1–47, 耶利米書 48:1–49:6, 耶利米書 48:2, 耶利米書 48:3–4, 耶利米書 48:5–6, 耶利米書 48:7, 耶利米書 48:8–10, 耶利米書 48:11–12, 耶利米書 48:13, 耶利米書 48:18–19, 耶利米書 48:20, 耶利米書 48:21–25, 耶利米書 48:26–27, 耶利米書 48:31, 耶利米書 48:32, 耶利米書 48:34–39, 耶利米書 48:35–37, 耶利米書 48:39, 耶利米書 48:40, 耶利米書 48:43–45, 耶利米書 48:45, 耶利米書 48:47, 耶利米書 49:1, 耶利米書 49:1–6, 耶利米書 49:2, 耶利米書 49:3, 耶利米書 49:4–6, 耶利米書 49:7–8, 耶利米書 49:7–22, 耶利米書 49:9–11, 耶利米書 49:12–22, 耶利米書 49:13, 耶利米書 49:14, 耶利米書 49:15–16, 耶利米書 49:18, 耶利米書 49:19, 耶利米書 49:22, 耶利米書 49:23–27, 耶利米書 49:25, 耶利米書 49:27, 耶利米書 49:28–29, 耶利米書 49:28–33, 耶利米書 49:30, 耶利米書 49:34–39, 耶利米書 49:35, 耶利米書 49:36, 耶利米書 49:37, 耶利米書 49:38, 耶利米書 49:39, 耶利米書 50:1–51:64, 耶利米書 50:2, 耶利米書 50:3, 耶利米書 50:4, 耶利米書 50:4–10, 耶利米書 50:5, 耶利米書 50:6, 耶利米書 50:7, 耶利米書 50:8–9, 耶利米書 50:11, 耶利米書 50:11–16, 耶利米書 50:12, 耶利米書 50:14, 耶利米書 50:15, 耶利米書 50:16, 耶利米書 50:17, 耶利米書 50:17–20, 耶利米書 50:18–19, 耶利米書 50:20, 耶利米書 50:21, 耶利米書 50:28, 耶利米書 50:29–30, 耶利米書 50:31–32, 耶利米書 50:33–34, 耶利米書 50:35–38, 耶利米書 50:38, 耶利米書 50:39–40, 耶利米書 50:43, 耶利米書 50:44–46, 耶利米書 51:1–2, 耶利米書 51:3–4, 耶利米書 51:5, 耶利米書 51:6, 耶利米書 51:7, 耶利米書 51:8, 耶利米書 51:9–10, 耶利米書 51:11–12, 耶利米書 51:15–16, 耶利米書 51:15–19, 耶利米書 51:20, 耶利米書 51:27–28, 耶利米書 51:29–30, 耶利米書 51:31, 耶利米書 51:33, 耶利米書 51:35, 耶利米書 51:36, 耶利米書 51:37, 耶利米書 51:38–40, 耶利米書 51:42, 耶利米書 51:44, 耶利米書 51:45, 耶利米書 51:45–53, 耶利米書 51:46, 耶利米書 51:47–48, 耶利米書 51:49–50, 耶利米書 51:51, 耶利米書 51:52, 耶利米書 51:53, 耶利米書 51:54, 耶利米書 51:55–56, 耶利米書 51:57, 耶利米書 51:59, 耶利米書 51:59–64, 耶利米書 51:63–64, 耶利米書 52:1–34, 耶利米書 52:9, 耶利米書 52:10, 耶利米書 52:11, 耶利米書 52:12, 耶利米書 52:12–21, 耶利米書 52:13, 耶利米書 52:15, 耶利米書 52:17–23, 耶利米書 52:21, 耶利米書 52:23, 耶利米書 52:25, 耶利米書 52:28, 耶利米書 52:28–30, 耶利米書 52:29, 耶利米書 52:31–34</w:t>
       </w:r>
       <w:r>
         <w:rPr>

--- a/zht/docx/24.content.docx
+++ b/zht/docx/24.content.docx
@@ -150,19 +150,6 @@
           <w:lang w:val="zh_TW" w:bidi="zh_TW"/>
         </w:rPr>
         <w:t>JER</w:t>
-      </w:r>
-      <w:r>
-        <w:rPr>
-          <w:lang w:val="zh_TW" w:bidi="zh_TW"/>
-        </w:rPr>
-      </w:r>
-    </w:p>
-    <w:p>
-      <w:pPr/>
-      <w:r>
-        <w:rPr>
-          <w:lang w:val="zh_TW" w:bidi="zh_TW"/>
-        </w:rPr>
       </w:r>
       <w:r>
         <w:rPr>

--- a/zht/docx/24.content.docx
+++ b/zht/docx/24.content.docx
@@ -19,7 +19,7 @@
         <w:rPr>
           <w:lang w:val="zh_TW" w:bidi="zh_TW"/>
         </w:rPr>
-        <w:t>Resource: 研讀筆記 (Tyndale)</w:t>
+        <w:t>Resource: Tyndale Open Study Notes</w:t>
       </w:r>
       <w:r>
         <w:rPr>
@@ -112,7 +112,7 @@
         <w:rPr>
           <w:lang w:val="zh_TW" w:bidi="zh_TW"/>
         </w:rPr>
-        <w:t>研讀筆記 (Tyndale)</w:t>
+        <w:t>Tyndale Open Study Notes</w:t>
       </w:r>
     </w:p>
     <w:p>

--- a/zht/docx/24.content.docx
+++ b/zht/docx/24.content.docx
@@ -19,7 +19,7 @@
         <w:rPr>
           <w:lang w:val="zh_TW" w:bidi="zh_TW"/>
         </w:rPr>
-        <w:t>Resource: Tyndale Open Study Notes</w:t>
+        <w:t>Resource: Aquifer Open Study Notes</w:t>
       </w:r>
       <w:r>
         <w:rPr>
@@ -112,7 +112,7 @@
         <w:rPr>
           <w:lang w:val="zh_TW" w:bidi="zh_TW"/>
         </w:rPr>
-        <w:t>Tyndale Open Study Notes</w:t>
+        <w:t>Aquifer Open Study Notes</w:t>
       </w:r>
     </w:p>
     <w:p>
